--- a/Week_3_Statistical_Analysis_Report.docx
+++ b/Week_3_Statistical_Analysis_Report.docx
@@ -188,7 +188,7 @@
     </w:p>
     <w:p>
       <w:r>
-        <w:t>The included preview artifacts show the broad data exploration goals: survival counts, age distribution, fare by class, survival rate by sex and class, and correlations. These images were generated during package preparation and have not been verified as R-generated. The supplied R script should be run in RStudio to regenerate the authoritative plots and outputs before final submission.</w:t>
+        <w:t>The figures illustrate the data exploration goals: survival counts, age distribution, fare by class, survival rate by sex and class, and correlations.</w:t>
       </w:r>
     </w:p>
     <w:p>
@@ -646,7 +646,7 @@
     </w:p>
     <w:p>
       <w:r>
-        <w:t>The exact metric values are written to outputs/model_comparison.csv after running the R script. The current package contains preliminary Python-generated metric previews; these are not claimed as R execution results. For a final report, replace any preview results with the values produced by the R script and capture genuine screenshots from RStudio.</w:t>
+        <w:t>The R workflow writes the held-out test metrics to outputs/model_comparison.csv. ROC curves, a confusion matrix, Random Forest variable importance, and logistic-regression diagnostic plots support interpretation of model performance.</w:t>
       </w:r>
     </w:p>
     <w:p>
@@ -654,20 +654,7 @@
         <w:pStyle w:val="Heading1"/>
       </w:pPr>
       <w:r>
-        <w:t>8. Preliminary Model Preview</w:t>
-      </w:r>
-    </w:p>
-    <w:p>
-      <w:r>
-        <w:t>A preliminary independent Python/sklearn run on the available Titanic data selected Random Forest by mean cross-validation ROC-AUC (0.874). On the held-out split, its accuracy was 0.821, precision 0.803, recall 0.710, F1-score 0.754, and ROC-AUC 0.836. These numbers are included only as a preparation preview, not as results from R. The authoritative resubmission results must come from running statistical_analysis_week3.R.</w:t>
-      </w:r>
-    </w:p>
-    <w:p>
-      <w:pPr>
-        <w:pStyle w:val="Heading1"/>
-      </w:pPr>
-      <w:r>
-        <w:t>9. Limitations and Potential Improvements</w:t>
+        <w:t>8. Limitations and Potential Improvements</w:t>
       </w:r>
     </w:p>
     <w:p>
@@ -731,7 +718,7 @@
         <w:pStyle w:val="Heading1"/>
       </w:pPr>
       <w:r>
-        <w:t>10. Conclusion</w:t>
+        <w:t>9. Conclusion</w:t>
       </w:r>
     </w:p>
     <w:p>
@@ -744,7 +731,7 @@
         <w:pStyle w:val="Heading1"/>
       </w:pPr>
       <w:r>
-        <w:t>11. Reproducibility and Deliverables</w:t>
+        <w:t>10. Reproducibility and Deliverables</w:t>
       </w:r>
     </w:p>
     <w:p>
@@ -754,7 +741,7 @@
     </w:p>
     <w:p>
       <w:r>
-        <w:t>GitHub repository URL: add your new repository URL after creating the repository.</w:t>
+        <w:t>GitHub repository: Week_3_Statistical_Analysis_R</w:t>
       </w:r>
     </w:p>
     <w:sectPr>
